--- a/tillsyn/A 23739-2026 tillsynsbegäran.docx
+++ b/tillsyn/A 23739-2026 tillsynsbegäran.docx
@@ -268,7 +268,7 @@
     <w:r>
       <w:tab/>
       <w:tab/>
-      <w:t>2026-06-18</w:t>
+      <w:t>2026-06-19</w:t>
       <w:br/>
       <w:br/>
     </w:r>

--- a/tillsyn/A 23739-2026 tillsynsbegäran.docx
+++ b/tillsyn/A 23739-2026 tillsynsbegäran.docx
@@ -268,7 +268,7 @@
     <w:r>
       <w:tab/>
       <w:tab/>
-      <w:t>2026-06-19</w:t>
+      <w:t>2026-06-20</w:t>
       <w:br/>
       <w:br/>
     </w:r>

--- a/tillsyn/A 23739-2026 tillsynsbegäran.docx
+++ b/tillsyn/A 23739-2026 tillsynsbegäran.docx
@@ -12,10 +12,7 @@
     </w:p>
     <w:p>
       <w:r>
-        <w:t>Detta dokument behandlar höga naturvärden i avverkningsanmälan A 23739-2026 i Nybro kommun som inkom 2026-05-22 och omfattar 2,2 ha.</w:t>
-      </w:r>
-      <w:r>
-        <w:t xml:space="preserve"> I Figur 1 visas fyndplatser för naturvårdsarter i området, som finns registrerade på Artportalen.</w:t>
+        <w:t>Denna tillsynsbegäran behandlar höga naturvärden i avverkningsanmälan A 23739-2026 i Nybro kommun som inkom 2026-05-22 och omfattar 2,2 ha.</w:t>
       </w:r>
     </w:p>
     <w:p>
@@ -63,7 +60,20 @@
         <w:spacing w:after="240"/>
       </w:pPr>
       <w:r>
-        <w:t>Figur 1. Fyndplatser för naturvårdsarter inom 9 meter från avverkningsanmälan (röd linje). Inom parentes anges rödlistekategorier, S för signalarter, Tför typiska arter och fridlysningsparagrafer i artskyddsförordningen.Markörer utan svart kant är placerade på fyndplatsen. Markörer med svart kant är placerade vid sidan av fyndplatsen och har ett svart streck som visar fyndplatsens exakta position. Kartans mittpunktskoordinat är N 6287175, E 561844 i SWEREF 99 TM.</w:t>
+        <w:t>Figur 1. Fyndplatser för naturvårdsarter inom 9 meter från avverkningsanmälan. Markörer utan svart kant är placerade på fyndplatsen. Markörer med svart kant är placerade vid sidan av fyndplatsen har ett svart streck som visar fyndplatsens exakta position. Kartans mittpunktskoordinat är N 6287175, E 561844 i SWEREF 99 TM.</w:t>
+      </w:r>
+    </w:p>
+    <w:p>
+      <w:r>
+        <w:t>Inom 9 meter från avverkningsanmälan finns fynd av 4 naturvårdsarter, varav 1 är rödlistad, 3 är fridlysta och 2 är signalarter (S): sandödla (VU, §4a), ekoxe (S, §6), myskbock (S) och vanlig groda (§6). Se Figur 1.</w:t>
+      </w:r>
+    </w:p>
+    <w:p>
+      <w:pPr>
+        <w:pStyle w:val="Heading1"/>
+      </w:pPr>
+      <w:r>
+        <w:t>Tillsynsbegäran</w:t>
       </w:r>
     </w:p>
     <w:p>
@@ -77,39 +87,16 @@
       </w:r>
     </w:p>
     <w:p>
-      <w:r>
-        <w:t>Nedan beskrivs fynd av naturvårdsarter och fridlysta arter som gjorts i det avverkningsanmälda området.</w:t>
-      </w:r>
-    </w:p>
-    <w:p>
       <w:pPr>
         <w:pStyle w:val="Heading1"/>
       </w:pPr>
       <w:r>
-        <w:t>Naturvårdsarter</w:t>
+        <w:t>Naturvårdsarter och fridlysta arter</w:t>
       </w:r>
     </w:p>
     <w:p>
       <w:r>
-        <w:t>Inom 9 meter från avverkningsanmälan har följande 4 naturvårdsarter hittats: sandödla (VU, §4a), ekoxe (S, §6), myskbock (S) och vanlig groda (§6). Av dessa är 1 rödlistade. För rödlistade arter har rödlistekategorin angivits inom parentes. Arter som är signalarter enligt Skogsstyrelsen har markerats med (S). För fridlysta arter anges även paragrafen i Artskyddsförordningen som arten är fridlyst enligt.</w:t>
-      </w:r>
-    </w:p>
-    <w:p>
-      <w:r>
-        <w:t>De påträffade naturvårdsarterna är ett tydligt kvitto på att det rör sig om en skog med höga naturvärden.</w:t>
-      </w:r>
-    </w:p>
-    <w:p>
-      <w:pPr>
-        <w:pStyle w:val="Heading2"/>
-      </w:pPr>
-      <w:r>
-        <w:t>Fridlysta arter</w:t>
-      </w:r>
-    </w:p>
-    <w:p>
-      <w:r>
-        <w:t>Följande fridlysta arter har sina livsmiljöer och växtplatser i den avverkningsanmälda skogen: sandödla (VU, §4a), ekoxe (S, §6) och vanlig groda (§6).</w:t>
+        <w:t>Nedan följer beskrivningar av de naturvårdsarter och fridlysta arter som har sina livsmiljöer och växtplatser i den avverkningsanmälda skogen. De påträffade naturvårdsarterna är ett tydligt kvitto på att det rör sig om en skog med höga naturvärden.</w:t>
       </w:r>
     </w:p>
     <w:p>
@@ -130,14 +117,6 @@
       </w:r>
       <w:r>
         <w:t>Dess larvutveckling sker i och vid stubbar, i lågor med markkontakt och grövre döda rötter av olika lövträd, även i döda rotdelar på levande träd. I Sverige främst funnen i ek men även några gånger i bok, hassel, ask och björk. Arten lever främst i halvöppna miljöer såsom trädklädda hagmarker eller gles skog, gärna i sydsluttningar. Arten påverkas negativt av brist på grova eller gamla träd och det föreligger indikation på eller misstanke om populationsminskning. Minskningen avser kvalitén på artens habitat (SLU Artdatabanken, 2025).</w:t>
-      </w:r>
-    </w:p>
-    <w:p>
-      <w:pPr>
-        <w:pStyle w:val="Heading2"/>
-      </w:pPr>
-      <w:r>
-        <w:t>Övriga naturvårdsarter</w:t>
       </w:r>
     </w:p>
     <w:sectPr>
@@ -268,7 +247,7 @@
     <w:r>
       <w:tab/>
       <w:tab/>
-      <w:t>2026-06-20</w:t>
+      <w:t>2026-06-21</w:t>
       <w:br/>
       <w:br/>
     </w:r>

--- a/tillsyn/A 23739-2026 tillsynsbegäran.docx
+++ b/tillsyn/A 23739-2026 tillsynsbegäran.docx
@@ -247,7 +247,7 @@
     <w:r>
       <w:tab/>
       <w:tab/>
-      <w:t>2026-06-21</w:t>
+      <w:t>2026-06-22</w:t>
       <w:br/>
       <w:br/>
     </w:r>

--- a/tillsyn/A 23739-2026 tillsynsbegäran.docx
+++ b/tillsyn/A 23739-2026 tillsynsbegäran.docx
@@ -247,7 +247,7 @@
     <w:r>
       <w:tab/>
       <w:tab/>
-      <w:t>2026-06-22</w:t>
+      <w:t>2026-06-23</w:t>
       <w:br/>
       <w:br/>
     </w:r>

--- a/tillsyn/A 23739-2026 tillsynsbegäran.docx
+++ b/tillsyn/A 23739-2026 tillsynsbegäran.docx
@@ -247,7 +247,7 @@
     <w:r>
       <w:tab/>
       <w:tab/>
-      <w:t>2026-06-23</w:t>
+      <w:t>2026-06-24</w:t>
       <w:br/>
       <w:br/>
     </w:r>

--- a/tillsyn/A 23739-2026 tillsynsbegäran.docx
+++ b/tillsyn/A 23739-2026 tillsynsbegäran.docx
@@ -247,7 +247,7 @@
     <w:r>
       <w:tab/>
       <w:tab/>
-      <w:t>2026-06-24</w:t>
+      <w:t>2026-06-25</w:t>
       <w:br/>
       <w:br/>
     </w:r>

--- a/tillsyn/A 23739-2026 tillsynsbegäran.docx
+++ b/tillsyn/A 23739-2026 tillsynsbegäran.docx
@@ -247,7 +247,7 @@
     <w:r>
       <w:tab/>
       <w:tab/>
-      <w:t>2026-06-25</w:t>
+      <w:t>2026-06-26</w:t>
       <w:br/>
       <w:br/>
     </w:r>

--- a/tillsyn/A 23739-2026 tillsynsbegäran.docx
+++ b/tillsyn/A 23739-2026 tillsynsbegäran.docx
@@ -247,7 +247,7 @@
     <w:r>
       <w:tab/>
       <w:tab/>
-      <w:t>2026-06-26</w:t>
+      <w:t>2026-06-27</w:t>
       <w:br/>
       <w:br/>
     </w:r>

--- a/tillsyn/A 23739-2026 tillsynsbegäran.docx
+++ b/tillsyn/A 23739-2026 tillsynsbegäran.docx
@@ -247,7 +247,7 @@
     <w:r>
       <w:tab/>
       <w:tab/>
-      <w:t>2026-06-27</w:t>
+      <w:t>2026-06-28</w:t>
       <w:br/>
       <w:br/>
     </w:r>

--- a/tillsyn/A 23739-2026 tillsynsbegäran.docx
+++ b/tillsyn/A 23739-2026 tillsynsbegäran.docx
@@ -247,7 +247,7 @@
     <w:r>
       <w:tab/>
       <w:tab/>
-      <w:t>2026-06-28</w:t>
+      <w:t>2026-06-29</w:t>
       <w:br/>
       <w:br/>
     </w:r>

--- a/tillsyn/A 23739-2026 tillsynsbegäran.docx
+++ b/tillsyn/A 23739-2026 tillsynsbegäran.docx
@@ -247,7 +247,7 @@
     <w:r>
       <w:tab/>
       <w:tab/>
-      <w:t>2026-06-29</w:t>
+      <w:t>2026-06-30</w:t>
       <w:br/>
       <w:br/>
     </w:r>

--- a/tillsyn/A 23739-2026 tillsynsbegäran.docx
+++ b/tillsyn/A 23739-2026 tillsynsbegäran.docx
@@ -247,7 +247,7 @@
     <w:r>
       <w:tab/>
       <w:tab/>
-      <w:t>2026-06-30</w:t>
+      <w:t>2026-07-01</w:t>
       <w:br/>
       <w:br/>
     </w:r>

--- a/tillsyn/A 23739-2026 tillsynsbegäran.docx
+++ b/tillsyn/A 23739-2026 tillsynsbegäran.docx
@@ -247,7 +247,7 @@
     <w:r>
       <w:tab/>
       <w:tab/>
-      <w:t>2026-07-01</w:t>
+      <w:t>2026-07-02</w:t>
       <w:br/>
       <w:br/>
     </w:r>

--- a/tillsyn/A 23739-2026 tillsynsbegäran.docx
+++ b/tillsyn/A 23739-2026 tillsynsbegäran.docx
@@ -247,7 +247,7 @@
     <w:r>
       <w:tab/>
       <w:tab/>
-      <w:t>2026-07-02</w:t>
+      <w:t>2026-07-03</w:t>
       <w:br/>
       <w:br/>
     </w:r>

--- a/tillsyn/A 23739-2026 tillsynsbegäran.docx
+++ b/tillsyn/A 23739-2026 tillsynsbegäran.docx
@@ -247,7 +247,7 @@
     <w:r>
       <w:tab/>
       <w:tab/>
-      <w:t>2026-07-13</w:t>
+      <w:t>2026-07-14</w:t>
       <w:br/>
       <w:br/>
     </w:r>

--- a/tillsyn/A 23739-2026 tillsynsbegäran.docx
+++ b/tillsyn/A 23739-2026 tillsynsbegäran.docx
@@ -247,7 +247,7 @@
     <w:r>
       <w:tab/>
       <w:tab/>
-      <w:t>2026-07-14</w:t>
+      <w:t>2026-07-15</w:t>
       <w:br/>
       <w:br/>
     </w:r>

--- a/tillsyn/A 23739-2026 tillsynsbegäran.docx
+++ b/tillsyn/A 23739-2026 tillsynsbegäran.docx
@@ -247,7 +247,7 @@
     <w:r>
       <w:tab/>
       <w:tab/>
-      <w:t>2026-07-15</w:t>
+      <w:t>2026-07-16</w:t>
       <w:br/>
       <w:br/>
     </w:r>

--- a/tillsyn/A 23739-2026 tillsynsbegäran.docx
+++ b/tillsyn/A 23739-2026 tillsynsbegäran.docx
@@ -247,7 +247,7 @@
     <w:r>
       <w:tab/>
       <w:tab/>
-      <w:t>2026-07-16</w:t>
+      <w:t>2026-07-17</w:t>
       <w:br/>
       <w:br/>
     </w:r>

--- a/tillsyn/A 23739-2026 tillsynsbegäran.docx
+++ b/tillsyn/A 23739-2026 tillsynsbegäran.docx
@@ -247,7 +247,7 @@
     <w:r>
       <w:tab/>
       <w:tab/>
-      <w:t>2026-07-17</w:t>
+      <w:t>2026-07-18</w:t>
       <w:br/>
       <w:br/>
     </w:r>

--- a/tillsyn/A 23739-2026 tillsynsbegäran.docx
+++ b/tillsyn/A 23739-2026 tillsynsbegäran.docx
@@ -247,7 +247,7 @@
     <w:r>
       <w:tab/>
       <w:tab/>
-      <w:t>2026-07-18</w:t>
+      <w:t>2026-07-19</w:t>
       <w:br/>
       <w:br/>
     </w:r>

--- a/tillsyn/A 23739-2026 tillsynsbegäran.docx
+++ b/tillsyn/A 23739-2026 tillsynsbegäran.docx
@@ -247,7 +247,7 @@
     <w:r>
       <w:tab/>
       <w:tab/>
-      <w:t>2026-07-19</w:t>
+      <w:t>2026-07-20</w:t>
       <w:br/>
       <w:br/>
     </w:r>

--- a/tillsyn/A 23739-2026 tillsynsbegäran.docx
+++ b/tillsyn/A 23739-2026 tillsynsbegäran.docx
@@ -247,7 +247,7 @@
     <w:r>
       <w:tab/>
       <w:tab/>
-      <w:t>2026-07-20</w:t>
+      <w:t>2026-07-21</w:t>
       <w:br/>
       <w:br/>
     </w:r>

--- a/tillsyn/A 23739-2026 tillsynsbegäran.docx
+++ b/tillsyn/A 23739-2026 tillsynsbegäran.docx
@@ -247,7 +247,7 @@
     <w:r>
       <w:tab/>
       <w:tab/>
-      <w:t>2026-07-21</w:t>
+      <w:t>2026-07-22</w:t>
       <w:br/>
       <w:br/>
     </w:r>

--- a/tillsyn/A 23739-2026 tillsynsbegäran.docx
+++ b/tillsyn/A 23739-2026 tillsynsbegäran.docx
@@ -247,7 +247,7 @@
     <w:r>
       <w:tab/>
       <w:tab/>
-      <w:t>2026-07-22</w:t>
+      <w:t>2026-07-23</w:t>
       <w:br/>
       <w:br/>
     </w:r>

--- a/tillsyn/A 23739-2026 tillsynsbegäran.docx
+++ b/tillsyn/A 23739-2026 tillsynsbegäran.docx
@@ -247,7 +247,7 @@
     <w:r>
       <w:tab/>
       <w:tab/>
-      <w:t>2026-07-23</w:t>
+      <w:t>2026-07-24</w:t>
       <w:br/>
       <w:br/>
     </w:r>

--- a/tillsyn/A 23739-2026 tillsynsbegäran.docx
+++ b/tillsyn/A 23739-2026 tillsynsbegäran.docx
@@ -247,7 +247,7 @@
     <w:r>
       <w:tab/>
       <w:tab/>
-      <w:t>2026-07-24</w:t>
+      <w:t>2026-07-25</w:t>
       <w:br/>
       <w:br/>
     </w:r>

--- a/tillsyn/A 23739-2026 tillsynsbegäran.docx
+++ b/tillsyn/A 23739-2026 tillsynsbegäran.docx
@@ -247,7 +247,7 @@
     <w:r>
       <w:tab/>
       <w:tab/>
-      <w:t>2026-07-25</w:t>
+      <w:t>2026-07-26</w:t>
       <w:br/>
       <w:br/>
     </w:r>

--- a/tillsyn/A 23739-2026 tillsynsbegäran.docx
+++ b/tillsyn/A 23739-2026 tillsynsbegäran.docx
@@ -247,7 +247,7 @@
     <w:r>
       <w:tab/>
       <w:tab/>
-      <w:t>2026-07-26</w:t>
+      <w:t>2026-07-27</w:t>
       <w:br/>
       <w:br/>
     </w:r>

--- a/tillsyn/A 23739-2026 tillsynsbegäran.docx
+++ b/tillsyn/A 23739-2026 tillsynsbegäran.docx
@@ -247,7 +247,7 @@
     <w:r>
       <w:tab/>
       <w:tab/>
-      <w:t>2026-07-27</w:t>
+      <w:t>2026-07-28</w:t>
       <w:br/>
       <w:br/>
     </w:r>

--- a/tillsyn/A 23739-2026 tillsynsbegäran.docx
+++ b/tillsyn/A 23739-2026 tillsynsbegäran.docx
@@ -247,7 +247,7 @@
     <w:r>
       <w:tab/>
       <w:tab/>
-      <w:t>2026-07-28</w:t>
+      <w:t>2026-07-29</w:t>
       <w:br/>
       <w:br/>
     </w:r>

--- a/tillsyn/A 23739-2026 tillsynsbegäran.docx
+++ b/tillsyn/A 23739-2026 tillsynsbegäran.docx
@@ -247,7 +247,7 @@
     <w:r>
       <w:tab/>
       <w:tab/>
-      <w:t>2026-07-29</w:t>
+      <w:t>2026-07-30</w:t>
       <w:br/>
       <w:br/>
     </w:r>

--- a/tillsyn/A 23739-2026 tillsynsbegäran.docx
+++ b/tillsyn/A 23739-2026 tillsynsbegäran.docx
@@ -247,7 +247,7 @@
     <w:r>
       <w:tab/>
       <w:tab/>
-      <w:t>2026-07-30</w:t>
+      <w:t>2026-07-31</w:t>
       <w:br/>
       <w:br/>
     </w:r>

--- a/tillsyn/A 23739-2026 tillsynsbegäran.docx
+++ b/tillsyn/A 23739-2026 tillsynsbegäran.docx
@@ -247,7 +247,7 @@
     <w:r>
       <w:tab/>
       <w:tab/>
-      <w:t>2026-07-31</w:t>
+      <w:t>2026-08-01</w:t>
       <w:br/>
       <w:br/>
     </w:r>

--- a/tillsyn/A 23739-2026 tillsynsbegäran.docx
+++ b/tillsyn/A 23739-2026 tillsynsbegäran.docx
@@ -247,7 +247,7 @@
     <w:r>
       <w:tab/>
       <w:tab/>
-      <w:t>2026-08-01</w:t>
+      <w:t>2026-08-02</w:t>
       <w:br/>
       <w:br/>
     </w:r>

--- a/tillsyn/A 23739-2026 tillsynsbegäran.docx
+++ b/tillsyn/A 23739-2026 tillsynsbegäran.docx
@@ -247,7 +247,7 @@
     <w:r>
       <w:tab/>
       <w:tab/>
-      <w:t>2026-08-02</w:t>
+      <w:t>2026-08-03</w:t>
       <w:br/>
       <w:br/>
     </w:r>

--- a/tillsyn/A 23739-2026 tillsynsbegäran.docx
+++ b/tillsyn/A 23739-2026 tillsynsbegäran.docx
@@ -247,7 +247,7 @@
     <w:r>
       <w:tab/>
       <w:tab/>
-      <w:t>2026-08-03</w:t>
+      <w:t>2026-08-05</w:t>
       <w:br/>
       <w:br/>
     </w:r>

--- a/tillsyn/A 23739-2026 tillsynsbegäran.docx
+++ b/tillsyn/A 23739-2026 tillsynsbegäran.docx
@@ -247,7 +247,7 @@
     <w:r>
       <w:tab/>
       <w:tab/>
-      <w:t>2026-08-05</w:t>
+      <w:t>2026-08-07</w:t>
       <w:br/>
       <w:br/>
     </w:r>

--- a/tillsyn/A 23739-2026 tillsynsbegäran.docx
+++ b/tillsyn/A 23739-2026 tillsynsbegäran.docx
@@ -247,7 +247,7 @@
     <w:r>
       <w:tab/>
       <w:tab/>
-      <w:t>2026-08-07</w:t>
+      <w:t>2026-08-08</w:t>
       <w:br/>
       <w:br/>
     </w:r>

--- a/tillsyn/A 23739-2026 tillsynsbegäran.docx
+++ b/tillsyn/A 23739-2026 tillsynsbegäran.docx
@@ -60,7 +60,7 @@
         <w:spacing w:after="240"/>
       </w:pPr>
       <w:r>
-        <w:t>Figur 1. Fyndplatser för naturvårdsarter inom 9 meter från avverkningsanmälan. Markörer utan svart kant är placerade på fyndplatsen. Markörer med svart kant är placerade vid sidan av fyndplatsen har ett svart streck som visar fyndplatsens exakta position. Kartans mittpunktskoordinat är N 6287175, E 561844 i SWEREF 99 TM.</w:t>
+        <w:t>Figur 1. Fyndplatser för naturvårdsarter inom 9 meter från avverkningsanmälan. Markörer utan svart kant är placerade på fyndplatsen. Markörer med svart kant är placerade vid sidan av fyndplatsen och har ett svart streck som visar fyndplatsens exakta position. Kartans mittpunktskoordinat är N 6287175, E 561844 i SWEREF 99 TM.</w:t>
       </w:r>
     </w:p>
     <w:p>
@@ -247,7 +247,7 @@
     <w:r>
       <w:tab/>
       <w:tab/>
-      <w:t>2026-08-14</w:t>
+      <w:t>2026-08-15</w:t>
       <w:br/>
       <w:br/>
     </w:r>

--- a/tillsyn/A 23739-2026 tillsynsbegäran.docx
+++ b/tillsyn/A 23739-2026 tillsynsbegäran.docx
@@ -247,7 +247,7 @@
     <w:r>
       <w:tab/>
       <w:tab/>
-      <w:t>2026-08-15</w:t>
+      <w:t>2026-08-16</w:t>
       <w:br/>
       <w:br/>
     </w:r>

--- a/tillsyn/A 23739-2026 tillsynsbegäran.docx
+++ b/tillsyn/A 23739-2026 tillsynsbegäran.docx
@@ -247,7 +247,7 @@
     <w:r>
       <w:tab/>
       <w:tab/>
-      <w:t>2026-08-16</w:t>
+      <w:t>2026-08-17</w:t>
       <w:br/>
       <w:br/>
     </w:r>

--- a/tillsyn/A 23739-2026 tillsynsbegäran.docx
+++ b/tillsyn/A 23739-2026 tillsynsbegäran.docx
@@ -247,7 +247,7 @@
     <w:r>
       <w:tab/>
       <w:tab/>
-      <w:t>2026-08-17</w:t>
+      <w:t>2026-08-18</w:t>
       <w:br/>
       <w:br/>
     </w:r>

--- a/tillsyn/A 23739-2026 tillsynsbegäran.docx
+++ b/tillsyn/A 23739-2026 tillsynsbegäran.docx
@@ -247,7 +247,7 @@
     <w:r>
       <w:tab/>
       <w:tab/>
-      <w:t>2026-08-18</w:t>
+      <w:t>2026-08-19</w:t>
       <w:br/>
       <w:br/>
     </w:r>

--- a/tillsyn/A 23739-2026 tillsynsbegäran.docx
+++ b/tillsyn/A 23739-2026 tillsynsbegäran.docx
@@ -247,7 +247,7 @@
     <w:r>
       <w:tab/>
       <w:tab/>
-      <w:t>2026-08-19</w:t>
+      <w:t>2026-08-20</w:t>
       <w:br/>
       <w:br/>
     </w:r>

--- a/tillsyn/A 23739-2026 tillsynsbegäran.docx
+++ b/tillsyn/A 23739-2026 tillsynsbegäran.docx
@@ -247,7 +247,7 @@
     <w:r>
       <w:tab/>
       <w:tab/>
-      <w:t>2026-08-20</w:t>
+      <w:t>2026-08-21</w:t>
       <w:br/>
       <w:br/>
     </w:r>

--- a/tillsyn/A 23739-2026 tillsynsbegäran.docx
+++ b/tillsyn/A 23739-2026 tillsynsbegäran.docx
@@ -247,7 +247,7 @@
     <w:r>
       <w:tab/>
       <w:tab/>
-      <w:t>2026-08-21</w:t>
+      <w:t>2026-08-22</w:t>
       <w:br/>
       <w:br/>
     </w:r>

--- a/tillsyn/A 23739-2026 tillsynsbegäran.docx
+++ b/tillsyn/A 23739-2026 tillsynsbegäran.docx
@@ -247,7 +247,7 @@
     <w:r>
       <w:tab/>
       <w:tab/>
-      <w:t>2026-08-22</w:t>
+      <w:t>2026-08-23</w:t>
       <w:br/>
       <w:br/>
     </w:r>

--- a/tillsyn/A 23739-2026 tillsynsbegäran.docx
+++ b/tillsyn/A 23739-2026 tillsynsbegäran.docx
@@ -247,7 +247,7 @@
     <w:r>
       <w:tab/>
       <w:tab/>
-      <w:t>2026-08-23</w:t>
+      <w:t>2026-08-24</w:t>
       <w:br/>
       <w:br/>
     </w:r>

--- a/tillsyn/A 23739-2026 tillsynsbegäran.docx
+++ b/tillsyn/A 23739-2026 tillsynsbegäran.docx
@@ -247,7 +247,7 @@
     <w:r>
       <w:tab/>
       <w:tab/>
-      <w:t>2026-08-24</w:t>
+      <w:t>2026-08-25</w:t>
       <w:br/>
       <w:br/>
     </w:r>

--- a/tillsyn/A 23739-2026 tillsynsbegäran.docx
+++ b/tillsyn/A 23739-2026 tillsynsbegäran.docx
@@ -247,7 +247,7 @@
     <w:r>
       <w:tab/>
       <w:tab/>
-      <w:t>2026-08-25</w:t>
+      <w:t>2026-08-26</w:t>
       <w:br/>
       <w:br/>
     </w:r>

--- a/tillsyn/A 23739-2026 tillsynsbegäran.docx
+++ b/tillsyn/A 23739-2026 tillsynsbegäran.docx
@@ -247,7 +247,7 @@
     <w:r>
       <w:tab/>
       <w:tab/>
-      <w:t>2026-08-26</w:t>
+      <w:t>2026-08-27</w:t>
       <w:br/>
       <w:br/>
     </w:r>

--- a/tillsyn/A 23739-2026 tillsynsbegäran.docx
+++ b/tillsyn/A 23739-2026 tillsynsbegäran.docx
@@ -247,7 +247,7 @@
     <w:r>
       <w:tab/>
       <w:tab/>
-      <w:t>2026-08-27</w:t>
+      <w:t>2026-08-28</w:t>
       <w:br/>
       <w:br/>
     </w:r>

--- a/tillsyn/A 23739-2026 tillsynsbegäran.docx
+++ b/tillsyn/A 23739-2026 tillsynsbegäran.docx
@@ -247,7 +247,7 @@
     <w:r>
       <w:tab/>
       <w:tab/>
-      <w:t>2026-08-28</w:t>
+      <w:t>2026-08-29</w:t>
       <w:br/>
       <w:br/>
     </w:r>

--- a/tillsyn/A 23739-2026 tillsynsbegäran.docx
+++ b/tillsyn/A 23739-2026 tillsynsbegäran.docx
@@ -247,7 +247,7 @@
     <w:r>
       <w:tab/>
       <w:tab/>
-      <w:t>2026-08-29</w:t>
+      <w:t>2026-08-31</w:t>
       <w:br/>
       <w:br/>
     </w:r>

--- a/tillsyn/A 23739-2026 tillsynsbegäran.docx
+++ b/tillsyn/A 23739-2026 tillsynsbegäran.docx
@@ -247,7 +247,7 @@
     <w:r>
       <w:tab/>
       <w:tab/>
-      <w:t>2026-08-31</w:t>
+      <w:t>2026-09-01</w:t>
       <w:br/>
       <w:br/>
     </w:r>

--- a/tillsyn/A 23739-2026 tillsynsbegäran.docx
+++ b/tillsyn/A 23739-2026 tillsynsbegäran.docx
@@ -247,7 +247,7 @@
     <w:r>
       <w:tab/>
       <w:tab/>
-      <w:t>2026-09-01</w:t>
+      <w:t>2026-09-02</w:t>
       <w:br/>
       <w:br/>
     </w:r>

--- a/tillsyn/A 23739-2026 tillsynsbegäran.docx
+++ b/tillsyn/A 23739-2026 tillsynsbegäran.docx
@@ -247,7 +247,7 @@
     <w:r>
       <w:tab/>
       <w:tab/>
-      <w:t>2026-09-02</w:t>
+      <w:t>2026-09-03</w:t>
       <w:br/>
       <w:br/>
     </w:r>

--- a/tillsyn/A 23739-2026 tillsynsbegäran.docx
+++ b/tillsyn/A 23739-2026 tillsynsbegäran.docx
@@ -247,7 +247,7 @@
     <w:r>
       <w:tab/>
       <w:tab/>
-      <w:t>2026-09-03</w:t>
+      <w:t>2026-09-04</w:t>
       <w:br/>
       <w:br/>
     </w:r>

--- a/tillsyn/A 23739-2026 tillsynsbegäran.docx
+++ b/tillsyn/A 23739-2026 tillsynsbegäran.docx
@@ -247,7 +247,7 @@
     <w:r>
       <w:tab/>
       <w:tab/>
-      <w:t>2026-09-04</w:t>
+      <w:t>2026-09-05</w:t>
       <w:br/>
       <w:br/>
     </w:r>

--- a/tillsyn/A 23739-2026 tillsynsbegäran.docx
+++ b/tillsyn/A 23739-2026 tillsynsbegäran.docx
@@ -247,7 +247,7 @@
     <w:r>
       <w:tab/>
       <w:tab/>
-      <w:t>2026-09-05</w:t>
+      <w:t>2026-09-06</w:t>
       <w:br/>
       <w:br/>
     </w:r>

--- a/tillsyn/A 23739-2026 tillsynsbegäran.docx
+++ b/tillsyn/A 23739-2026 tillsynsbegäran.docx
@@ -247,7 +247,7 @@
     <w:r>
       <w:tab/>
       <w:tab/>
-      <w:t>2026-09-06</w:t>
+      <w:t>2026-09-07</w:t>
       <w:br/>
       <w:br/>
     </w:r>

--- a/tillsyn/A 23739-2026 tillsynsbegäran.docx
+++ b/tillsyn/A 23739-2026 tillsynsbegäran.docx
@@ -247,7 +247,7 @@
     <w:r>
       <w:tab/>
       <w:tab/>
-      <w:t>2026-09-07</w:t>
+      <w:t>2026-09-08</w:t>
       <w:br/>
       <w:br/>
     </w:r>

--- a/tillsyn/A 23739-2026 tillsynsbegäran.docx
+++ b/tillsyn/A 23739-2026 tillsynsbegäran.docx
@@ -247,7 +247,7 @@
     <w:r>
       <w:tab/>
       <w:tab/>
-      <w:t>2026-09-08</w:t>
+      <w:t>2026-09-09</w:t>
       <w:br/>
       <w:br/>
     </w:r>

--- a/tillsyn/A 23739-2026 tillsynsbegäran.docx
+++ b/tillsyn/A 23739-2026 tillsynsbegäran.docx
@@ -247,7 +247,7 @@
     <w:r>
       <w:tab/>
       <w:tab/>
-      <w:t>2026-09-09</w:t>
+      <w:t>2026-09-10</w:t>
       <w:br/>
       <w:br/>
     </w:r>

--- a/tillsyn/A 23739-2026 tillsynsbegäran.docx
+++ b/tillsyn/A 23739-2026 tillsynsbegäran.docx
@@ -247,7 +247,7 @@
     <w:r>
       <w:tab/>
       <w:tab/>
-      <w:t>2026-09-10</w:t>
+      <w:t>2026-09-11</w:t>
       <w:br/>
       <w:br/>
     </w:r>

--- a/tillsyn/A 23739-2026 tillsynsbegäran.docx
+++ b/tillsyn/A 23739-2026 tillsynsbegäran.docx
@@ -247,7 +247,7 @@
     <w:r>
       <w:tab/>
       <w:tab/>
-      <w:t>2026-09-11</w:t>
+      <w:t>2026-09-12</w:t>
       <w:br/>
       <w:br/>
     </w:r>

--- a/tillsyn/A 23739-2026 tillsynsbegäran.docx
+++ b/tillsyn/A 23739-2026 tillsynsbegäran.docx
@@ -247,7 +247,7 @@
     <w:r>
       <w:tab/>
       <w:tab/>
-      <w:t>2026-09-12</w:t>
+      <w:t>2026-09-13</w:t>
       <w:br/>
       <w:br/>
     </w:r>
